--- a/docs/sprint5/Sprint_5_Entregable_4_Reporte_Hallazgos_Bug_Report.docx
+++ b/docs/sprint5/Sprint_5_Entregable_4_Reporte_Hallazgos_Bug_Report.docx
@@ -978,6 +978,306 @@
           </w:p>
         </w:tc>
       </w:tr>
+      <w:tr>
+        <w:tc>
+          <w:tcPr>
+            <w:tcW w:type="dxa" w:w="1008"/>
+          </w:tcPr>
+          <w:p>
+            <w:r/>
+            <w:r>
+              <w:rPr>
+                <w:sz w:val="14"/>
+              </w:rPr>
+              <w:t>RE-001</w:t>
+            </w:r>
+          </w:p>
+        </w:tc>
+        <w:tc>
+          <w:tcPr>
+            <w:tcW w:type="dxa" w:w="2016"/>
+          </w:tcPr>
+          <w:p>
+            <w:r/>
+            <w:r>
+              <w:rPr>
+                <w:sz w:val="14"/>
+              </w:rPr>
+              <w:t>Historial (Módulo 3) — responsive</w:t>
+            </w:r>
+          </w:p>
+        </w:tc>
+        <w:tc>
+          <w:tcPr>
+            <w:tcW w:type="dxa" w:w="1008"/>
+          </w:tcPr>
+          <w:p>
+            <w:r/>
+            <w:r>
+              <w:rPr>
+                <w:sz w:val="14"/>
+              </w:rPr>
+              <w:t>Responsive / UI</w:t>
+            </w:r>
+          </w:p>
+        </w:tc>
+        <w:tc>
+          <w:tcPr>
+            <w:tcW w:type="dxa" w:w="3744"/>
+          </w:tcPr>
+          <w:p>
+            <w:r/>
+            <w:r>
+              <w:rPr>
+                <w:sz w:val="14"/>
+              </w:rPr>
+              <w:t>Overflow horizontal real en el historial con anchos de 360–430 px: desborde del selector de orden, de la insignia de estado en las tarjetas y de la fila de resumen del último análisis.</w:t>
+            </w:r>
+          </w:p>
+        </w:tc>
+        <w:tc>
+          <w:tcPr>
+            <w:tcW w:type="dxa" w:w="1008"/>
+          </w:tcPr>
+          <w:p>
+            <w:r/>
+            <w:r>
+              <w:rPr>
+                <w:sz w:val="14"/>
+              </w:rPr>
+              <w:t>Media</w:t>
+            </w:r>
+          </w:p>
+        </w:tc>
+        <w:tc>
+          <w:tcPr>
+            <w:tcW w:type="dxa" w:w="1008"/>
+          </w:tcPr>
+          <w:p>
+            <w:r/>
+            <w:r>
+              <w:rPr>
+                <w:sz w:val="14"/>
+              </w:rPr>
+              <w:t>Media</w:t>
+            </w:r>
+          </w:p>
+        </w:tc>
+        <w:tc>
+          <w:tcPr>
+            <w:tcW w:type="dxa" w:w="1440"/>
+          </w:tcPr>
+          <w:p>
+            <w:r/>
+            <w:r>
+              <w:rPr>
+                <w:sz w:val="14"/>
+              </w:rPr>
+              <w:t>Corregido / Validado</w:t>
+            </w:r>
+          </w:p>
+        </w:tc>
+      </w:tr>
+      <w:tr>
+        <w:tc>
+          <w:tcPr>
+            <w:tcW w:type="dxa" w:w="1008"/>
+          </w:tcPr>
+          <w:p>
+            <w:r/>
+            <w:r>
+              <w:rPr>
+                <w:sz w:val="14"/>
+              </w:rPr>
+              <w:t>RE-002</w:t>
+            </w:r>
+          </w:p>
+        </w:tc>
+        <w:tc>
+          <w:tcPr>
+            <w:tcW w:type="dxa" w:w="2016"/>
+          </w:tcPr>
+          <w:p>
+            <w:r/>
+            <w:r>
+              <w:rPr>
+                <w:sz w:val="14"/>
+              </w:rPr>
+              <w:t>Mapa y Monitor IA — responsive</w:t>
+            </w:r>
+          </w:p>
+        </w:tc>
+        <w:tc>
+          <w:tcPr>
+            <w:tcW w:type="dxa" w:w="1008"/>
+          </w:tcPr>
+          <w:p>
+            <w:r/>
+            <w:r>
+              <w:rPr>
+                <w:sz w:val="14"/>
+              </w:rPr>
+              <w:t>Responsive / UI</w:t>
+            </w:r>
+          </w:p>
+        </w:tc>
+        <w:tc>
+          <w:tcPr>
+            <w:tcW w:type="dxa" w:w="3744"/>
+          </w:tcPr>
+          <w:p>
+            <w:r/>
+            <w:r>
+              <w:rPr>
+                <w:sz w:val="14"/>
+              </w:rPr>
+              <w:t>Overflow transversal detectado previamente en los controles de capas del mapa y en varias filas del Monitor IA a ~360 px; corregido en auditorías previas (controles flexibles y grid responsive).</w:t>
+            </w:r>
+          </w:p>
+        </w:tc>
+        <w:tc>
+          <w:tcPr>
+            <w:tcW w:type="dxa" w:w="1008"/>
+          </w:tcPr>
+          <w:p>
+            <w:r/>
+            <w:r>
+              <w:rPr>
+                <w:sz w:val="14"/>
+              </w:rPr>
+              <w:t>Baja</w:t>
+            </w:r>
+          </w:p>
+        </w:tc>
+        <w:tc>
+          <w:tcPr>
+            <w:tcW w:type="dxa" w:w="1008"/>
+          </w:tcPr>
+          <w:p>
+            <w:r/>
+            <w:r>
+              <w:rPr>
+                <w:sz w:val="14"/>
+              </w:rPr>
+              <w:t>Media</w:t>
+            </w:r>
+          </w:p>
+        </w:tc>
+        <w:tc>
+          <w:tcPr>
+            <w:tcW w:type="dxa" w:w="1440"/>
+          </w:tcPr>
+          <w:p>
+            <w:r/>
+            <w:r>
+              <w:rPr>
+                <w:sz w:val="14"/>
+              </w:rPr>
+              <w:t>Corregido / No reproducible hoy</w:t>
+            </w:r>
+          </w:p>
+        </w:tc>
+      </w:tr>
+      <w:tr>
+        <w:tc>
+          <w:tcPr>
+            <w:tcW w:type="dxa" w:w="1008"/>
+          </w:tcPr>
+          <w:p>
+            <w:r/>
+            <w:r>
+              <w:rPr>
+                <w:sz w:val="14"/>
+              </w:rPr>
+              <w:t>RE-003</w:t>
+            </w:r>
+          </w:p>
+        </w:tc>
+        <w:tc>
+          <w:tcPr>
+            <w:tcW w:type="dxa" w:w="2016"/>
+          </w:tcPr>
+          <w:p>
+            <w:r/>
+            <w:r>
+              <w:rPr>
+                <w:sz w:val="14"/>
+              </w:rPr>
+              <w:t>Auditoría responsive 360 px (transversal)</w:t>
+            </w:r>
+          </w:p>
+        </w:tc>
+        <w:tc>
+          <w:tcPr>
+            <w:tcW w:type="dxa" w:w="1008"/>
+          </w:tcPr>
+          <w:p>
+            <w:r/>
+            <w:r>
+              <w:rPr>
+                <w:sz w:val="14"/>
+              </w:rPr>
+              <w:t>Responsive</w:t>
+            </w:r>
+          </w:p>
+        </w:tc>
+        <w:tc>
+          <w:tcPr>
+            <w:tcW w:type="dxa" w:w="3744"/>
+          </w:tcPr>
+          <w:p>
+            <w:r/>
+            <w:r>
+              <w:rPr>
+                <w:sz w:val="14"/>
+              </w:rPr>
+              <w:t>Verificación visual pendiente en pantallas no cubiertas por la auditoría automatizada (análisis, resultado, perfil, configuración y paneles administrativos) con ancho cercano a 360 px.</w:t>
+            </w:r>
+          </w:p>
+        </w:tc>
+        <w:tc>
+          <w:tcPr>
+            <w:tcW w:type="dxa" w:w="1008"/>
+          </w:tcPr>
+          <w:p>
+            <w:r/>
+            <w:r>
+              <w:rPr>
+                <w:sz w:val="14"/>
+              </w:rPr>
+              <w:t>Baja</w:t>
+            </w:r>
+          </w:p>
+        </w:tc>
+        <w:tc>
+          <w:tcPr>
+            <w:tcW w:type="dxa" w:w="1008"/>
+          </w:tcPr>
+          <w:p>
+            <w:r/>
+            <w:r>
+              <w:rPr>
+                <w:sz w:val="14"/>
+              </w:rPr>
+              <w:t>Baja</w:t>
+            </w:r>
+          </w:p>
+        </w:tc>
+        <w:tc>
+          <w:tcPr>
+            <w:tcW w:type="dxa" w:w="1440"/>
+          </w:tcPr>
+          <w:p>
+            <w:r/>
+            <w:r>
+              <w:rPr>
+                <w:sz w:val="14"/>
+              </w:rPr>
+              <w:t>Pendiente de verificación</w:t>
+            </w:r>
+          </w:p>
+        </w:tc>
+      </w:tr>
     </w:tbl>
     <w:p>
       <w:pPr>
@@ -1266,6 +1566,329 @@
     <w:p>
       <w:r>
         <w:t>Se detectó que el monitor de la IA podía mostrar los últimos datos guardados (por ejemplo, base de datos saludable) como si fueran el estado actual cuando la comprobación posterior fallaba. Se corrigió para que el monitor distinga entre el último valor obtenido y el estado real de la última consulta: cuando una comprobación falla, no muestra datos antiguos como actuales. Se verificó el comportamiento con la base de datos caída y se agregaron pruebas de coherencia del diagnóstico.</w:t>
+      </w:r>
+    </w:p>
+    <w:p>
+      <w:pPr>
+        <w:pStyle w:val="Heading2"/>
+      </w:pPr>
+      <w:r>
+        <w:rPr>
+          <w:color w:val="1F4E79"/>
+        </w:rPr>
+        <w:t>6.6 Observación RE-001 (responsive del historial)</w:t>
+      </w:r>
+    </w:p>
+    <w:p>
+      <w:r>
+        <w:t>Se detectó overflow horizontal real en el historial con anchos de dispositivo de 360 a 430 píxeles: el selector de orden podía desbordar su fila, la insignia de estado de las tarjetas no cabía junto al título en pantallas estrechas y la fila de resumen del último análisis (fecha · estado · botón de perfil) salía del ancho disponible.</w:t>
+      </w:r>
+    </w:p>
+    <w:p>
+      <w:r>
+        <w:t>Causa raíz: componentes compartidos del historial con contenidos de ancho rígido dentro de filas sin flexibilidad. Corrección aplicada: el selector de orden ahora se expande dentro de su contenedor y sus valores permiten el recorte con puntos suspensivos; la insignia de estado de las tarjetas escala su texto cuando el espacio es reducido y se define como elemento flexible de la fila; las fechas y estados de la fila de resumen usan recorte con puntos suspensivos. Validación: se agregaron pruebas de widget que dibujan el historial en 360, 375, 390, 412 y 430 píxeles y comprueban la ausencia de errores de desbordamiento; las cinco pasan.</w:t>
+      </w:r>
+    </w:p>
+    <w:p>
+      <w:pPr>
+        <w:pStyle w:val="Heading2"/>
+      </w:pPr>
+      <w:r>
+        <w:rPr>
+          <w:color w:val="1F4E79"/>
+        </w:rPr>
+        <w:t>6.7 Estado general de los hallazgos</w:t>
+      </w:r>
+    </w:p>
+    <w:tbl>
+      <w:tblPr>
+        <w:tblStyle w:val="TableGrid"/>
+        <w:tblW w:type="auto" w:w="0"/>
+        <w:jc w:val="center"/>
+        <w:tblLook w:firstColumn="1" w:firstRow="1" w:lastColumn="0" w:lastRow="0" w:noHBand="0" w:noVBand="1" w:val="04A0"/>
+      </w:tblPr>
+      <w:tblGrid>
+        <w:gridCol w:w="2880"/>
+        <w:gridCol w:w="2880"/>
+        <w:gridCol w:w="2880"/>
+      </w:tblGrid>
+      <w:tr>
+        <w:tc>
+          <w:tcPr>
+            <w:tcW w:type="dxa" w:w="4032"/>
+            <w:shd w:val="clear" w:color="auto" w:fill="1F4E79"/>
+          </w:tcPr>
+          <w:p>
+            <w:r/>
+            <w:r>
+              <w:rPr>
+                <w:b/>
+                <w:color w:val="FFFFFF"/>
+                <w:sz w:val="14"/>
+              </w:rPr>
+              <w:t>Hallazgo</w:t>
+            </w:r>
+          </w:p>
+        </w:tc>
+        <w:tc>
+          <w:tcPr>
+            <w:tcW w:type="dxa" w:w="2016"/>
+            <w:shd w:val="clear" w:color="auto" w:fill="1F4E79"/>
+          </w:tcPr>
+          <w:p>
+            <w:r/>
+            <w:r>
+              <w:rPr>
+                <w:b/>
+                <w:color w:val="FFFFFF"/>
+                <w:sz w:val="14"/>
+              </w:rPr>
+              <w:t>Estado</w:t>
+            </w:r>
+          </w:p>
+        </w:tc>
+        <w:tc>
+          <w:tcPr>
+            <w:tcW w:type="dxa" w:w="3744"/>
+            <w:shd w:val="clear" w:color="auto" w:fill="1F4E79"/>
+          </w:tcPr>
+          <w:p>
+            <w:r/>
+            <w:r>
+              <w:rPr>
+                <w:b/>
+                <w:color w:val="FFFFFF"/>
+                <w:sz w:val="14"/>
+              </w:rPr>
+              <w:t>Evidencia</w:t>
+            </w:r>
+          </w:p>
+        </w:tc>
+      </w:tr>
+      <w:tr>
+        <w:tc>
+          <w:tcPr>
+            <w:tcW w:type="dxa" w:w="4032"/>
+          </w:tcPr>
+          <w:p>
+            <w:r/>
+            <w:r>
+              <w:rPr>
+                <w:sz w:val="14"/>
+              </w:rPr>
+              <w:t>BUG-001 — control de acceso de imágenes</w:t>
+            </w:r>
+          </w:p>
+        </w:tc>
+        <w:tc>
+          <w:tcPr>
+            <w:tcW w:type="dxa" w:w="2016"/>
+          </w:tcPr>
+          <w:p>
+            <w:r/>
+            <w:r>
+              <w:rPr>
+                <w:sz w:val="14"/>
+              </w:rPr>
+              <w:t>Corregido / Validado</w:t>
+            </w:r>
+          </w:p>
+        </w:tc>
+        <w:tc>
+          <w:tcPr>
+            <w:tcW w:type="dxa" w:w="3744"/>
+          </w:tcPr>
+          <w:p>
+            <w:r/>
+            <w:r>
+              <w:rPr>
+                <w:sz w:val="14"/>
+              </w:rPr>
+              <w:t>Pruebas de regresión y revalidación del control de acceso</w:t>
+            </w:r>
+          </w:p>
+        </w:tc>
+      </w:tr>
+      <w:tr>
+        <w:tc>
+          <w:tcPr>
+            <w:tcW w:type="dxa" w:w="4032"/>
+          </w:tcPr>
+          <w:p>
+            <w:r/>
+            <w:r>
+              <w:rPr>
+                <w:sz w:val="14"/>
+              </w:rPr>
+              <w:t>OB-001 — datos obsoletos en el monitoreo</w:t>
+            </w:r>
+          </w:p>
+        </w:tc>
+        <w:tc>
+          <w:tcPr>
+            <w:tcW w:type="dxa" w:w="2016"/>
+          </w:tcPr>
+          <w:p>
+            <w:r/>
+            <w:r>
+              <w:rPr>
+                <w:sz w:val="14"/>
+              </w:rPr>
+              <w:t>Corregido / Validado</w:t>
+            </w:r>
+          </w:p>
+        </w:tc>
+        <w:tc>
+          <w:tcPr>
+            <w:tcW w:type="dxa" w:w="3744"/>
+          </w:tcPr>
+          <w:p>
+            <w:r/>
+            <w:r>
+              <w:rPr>
+                <w:sz w:val="14"/>
+              </w:rPr>
+              <w:t>Pruebas de coherencia del diagnóstico con la base de datos caída</w:t>
+            </w:r>
+          </w:p>
+        </w:tc>
+      </w:tr>
+      <w:tr>
+        <w:tc>
+          <w:tcPr>
+            <w:tcW w:type="dxa" w:w="4032"/>
+          </w:tcPr>
+          <w:p>
+            <w:r/>
+            <w:r>
+              <w:rPr>
+                <w:sz w:val="14"/>
+              </w:rPr>
+              <w:t>RE-001 — responsive del historial</w:t>
+            </w:r>
+          </w:p>
+        </w:tc>
+        <w:tc>
+          <w:tcPr>
+            <w:tcW w:type="dxa" w:w="2016"/>
+          </w:tcPr>
+          <w:p>
+            <w:r/>
+            <w:r>
+              <w:rPr>
+                <w:sz w:val="14"/>
+              </w:rPr>
+              <w:t>Corregido / Validado</w:t>
+            </w:r>
+          </w:p>
+        </w:tc>
+        <w:tc>
+          <w:tcPr>
+            <w:tcW w:type="dxa" w:w="3744"/>
+          </w:tcPr>
+          <w:p>
+            <w:r/>
+            <w:r>
+              <w:rPr>
+                <w:sz w:val="14"/>
+              </w:rPr>
+              <w:t>Pruebas de widget responsive (360–430 px)</w:t>
+            </w:r>
+          </w:p>
+        </w:tc>
+      </w:tr>
+      <w:tr>
+        <w:tc>
+          <w:tcPr>
+            <w:tcW w:type="dxa" w:w="4032"/>
+          </w:tcPr>
+          <w:p>
+            <w:r/>
+            <w:r>
+              <w:rPr>
+                <w:sz w:val="14"/>
+              </w:rPr>
+              <w:t>RE-002 — responsive previo de mapa y Monitor IA</w:t>
+            </w:r>
+          </w:p>
+        </w:tc>
+        <w:tc>
+          <w:tcPr>
+            <w:tcW w:type="dxa" w:w="2016"/>
+          </w:tcPr>
+          <w:p>
+            <w:r/>
+            <w:r>
+              <w:rPr>
+                <w:sz w:val="14"/>
+              </w:rPr>
+              <w:t>Corregido / No reproducible hoy</w:t>
+            </w:r>
+          </w:p>
+        </w:tc>
+        <w:tc>
+          <w:tcPr>
+            <w:tcW w:type="dxa" w:w="3744"/>
+          </w:tcPr>
+          <w:p>
+            <w:r/>
+            <w:r>
+              <w:rPr>
+                <w:sz w:val="14"/>
+              </w:rPr>
+              <w:t>Pruebas de widget de las capas del mapa y de la pantalla de monitoreo</w:t>
+            </w:r>
+          </w:p>
+        </w:tc>
+      </w:tr>
+      <w:tr>
+        <w:tc>
+          <w:tcPr>
+            <w:tcW w:type="dxa" w:w="4032"/>
+          </w:tcPr>
+          <w:p>
+            <w:r/>
+            <w:r>
+              <w:rPr>
+                <w:sz w:val="14"/>
+              </w:rPr>
+              <w:t>RE-003 — verificación transversal pendiente (análisis, resultado, perfil, configuración y administración)</w:t>
+            </w:r>
+          </w:p>
+        </w:tc>
+        <w:tc>
+          <w:tcPr>
+            <w:tcW w:type="dxa" w:w="2016"/>
+          </w:tcPr>
+          <w:p>
+            <w:r/>
+            <w:r>
+              <w:rPr>
+                <w:sz w:val="14"/>
+              </w:rPr>
+              <w:t>Pendiente de verificación</w:t>
+            </w:r>
+          </w:p>
+        </w:tc>
+        <w:tc>
+          <w:tcPr>
+            <w:tcW w:type="dxa" w:w="3744"/>
+          </w:tcPr>
+          <w:p>
+            <w:r/>
+            <w:r>
+              <w:rPr>
+                <w:sz w:val="14"/>
+              </w:rPr>
+              <w:t>Requiere recorrido visual en dispositivo/emulador a 360 px</w:t>
+            </w:r>
+          </w:p>
+        </w:tc>
+      </w:tr>
+    </w:tbl>
+    <w:p>
+      <w:r>
+        <w:t>No se documentan fallos inexistentes: los hallazgos listados corresponden a problemas reproducidos y corregidos, o a verificaciones pendientes claramente indicadas.</w:t>
       </w:r>
     </w:p>
     <w:p>

--- a/docs/sprint5/Sprint_5_Entregable_4_Reporte_Hallazgos_Bug_Report.docx
+++ b/docs/sprint5/Sprint_5_Entregable_4_Reporte_Hallazgos_Bug_Report.docx
@@ -105,6 +105,11 @@
     <w:p>
       <w:r>
         <w:br w:type="page"/>
+      </w:r>
+    </w:p>
+    <w:p>
+      <w:r>
+        <w:t>El sistema en prueba es una Aplicación móvil (Android) desarrollada con Flutter. Flutter es un framework multiplataforma; sin embargo, Lichen Dreams se desarrolla y valida como producto móvil Android en este proyecto. El soporte de otras plataformas no forma parte del alcance funcional ni de validación del proyecto.</w:t>
       </w:r>
     </w:p>
     <w:p>
